--- a/docs/Короткие_инструкции/docx/R4_Как_запустить_режим_картографирования_для_реального_робота.docx
+++ b/docs/Короткие_инструкции/docx/R4_Как_запустить_режим_картографирования_для_реального_робота.docx
@@ -38,16 +38,57 @@
         <w:bidi w:val="0"/>
         <w:rPr>
           <w:rFonts w:hint="default"/>
+          <w:lang w:val="ru-RU"/>
+        </w:rPr>
+      </w:pPr>
+      <w:r>
+        <w:rPr>
+          <w:rFonts w:hint="default"/>
           <w:lang w:val="en-US"/>
         </w:rPr>
-      </w:pPr>
-      <w:r>
-        <w:rPr>
-          <w:rFonts w:hint="default"/>
-          <w:lang w:val="en-US"/>
-        </w:rPr>
         <w:t>Как запустить режим картографирования для реального робота</w:t>
       </w:r>
+      <w:r>
+        <w:rPr>
+          <w:rFonts w:hint="default"/>
+          <w:lang w:val="ru-RU"/>
+        </w:rPr>
+        <w:t xml:space="preserve"> (шаг [R4])</w:t>
+      </w:r>
+    </w:p>
+    <w:p>
+      <w:pPr>
+        <w:bidi w:val="0"/>
+        <w:rPr>
+          <w:rFonts w:hint="default"/>
+          <w:lang w:val="ru-RU"/>
+        </w:rPr>
+      </w:pPr>
+      <w:r>
+        <w:rPr>
+          <w:rFonts w:hint="default"/>
+          <w:b/>
+          <w:bCs/>
+          <w:lang w:val="ru-RU"/>
+        </w:rPr>
+        <w:t>Цель:</w:t>
+      </w:r>
+      <w:r>
+        <w:rPr>
+          <w:rFonts w:hint="default"/>
+          <w:lang w:val="ru-RU"/>
+        </w:rPr>
+        <w:t xml:space="preserve"> Создать карту окружающего пространства с помощью робота jetbot_mirea, используя SLAM (одновременная локализация и картографирование). Карта потребуется для последующей автономной навигации.</w:t>
+      </w:r>
+    </w:p>
+    <w:p>
+      <w:pPr>
+        <w:bidi w:val="0"/>
+        <w:rPr>
+          <w:rFonts w:hint="default"/>
+          <w:lang w:val="ru-RU"/>
+        </w:rPr>
+      </w:pPr>
     </w:p>
     <w:p>
       <w:pPr>
@@ -63,36 +104,47 @@
           <w:rFonts w:hint="default"/>
           <w:lang w:val="ru-RU"/>
         </w:rPr>
-        <w:t xml:space="preserve">На роботе </w:t>
-      </w:r>
-      <w:r>
-        <w:rPr>
-          <w:rFonts w:hint="default"/>
-          <w:lang w:val="en-US"/>
-        </w:rPr>
-        <w:t>jetbot_mirea</w:t>
-      </w:r>
-      <w:r>
-        <w:rPr>
-          <w:rFonts w:hint="default"/>
-          <w:lang w:val="ru-RU"/>
-        </w:rPr>
-        <w:t xml:space="preserve"> (на </w:t>
-      </w:r>
-      <w:r>
-        <w:rPr>
-          <w:rFonts w:hint="default"/>
-          <w:lang w:val="en-US"/>
-        </w:rPr>
-        <w:t>Jetson Nano</w:t>
-      </w:r>
-      <w:r>
-        <w:rPr>
-          <w:rFonts w:hint="default"/>
-          <w:lang w:val="ru-RU"/>
-        </w:rPr>
-        <w:t>)</w:t>
-      </w:r>
+        <w:t>Необходимые условия</w:t>
+      </w:r>
+    </w:p>
+    <w:p>
+      <w:pPr>
+        <w:numPr>
+          <w:numId w:val="0"/>
+        </w:numPr>
+        <w:bidi w:val="0"/>
+        <w:ind w:leftChars="0"/>
+        <w:rPr>
+          <w:rFonts w:hint="default"/>
+          <w:b/>
+          <w:bCs/>
+          <w:lang w:val="ru-RU"/>
+        </w:rPr>
+      </w:pPr>
+      <w:r>
+        <w:rPr>
+          <w:rFonts w:hint="default"/>
+          <w:b/>
+          <w:bCs/>
+          <w:lang w:val="ru-RU"/>
+        </w:rPr>
+        <w:t>На стороне робота (Jetson Nano):</w:t>
+      </w:r>
+    </w:p>
+    <w:p>
+      <w:pPr>
+        <w:numPr>
+          <w:numId w:val="0"/>
+        </w:numPr>
+        <w:bidi w:val="0"/>
+        <w:ind w:leftChars="0"/>
+        <w:rPr>
+          <w:rFonts w:hint="default"/>
+          <w:b/>
+          <w:bCs/>
+          <w:lang w:val="ru-RU"/>
+        </w:rPr>
+      </w:pPr>
     </w:p>
     <w:p>
       <w:pPr>
@@ -100,101 +152,40 @@
           <w:ilvl w:val="0"/>
           <w:numId w:val="1"/>
         </w:numPr>
-        <w:ind w:left="0" w:leftChars="0" w:firstLine="0" w:firstLineChars="0"/>
-        <w:jc w:val="both"/>
-        <w:rPr>
-          <w:rFonts w:hint="default"/>
-          <w:lang w:val="en-US"/>
-        </w:rPr>
-      </w:pPr>
-      <w:r>
-        <w:rPr>
-          <w:rFonts w:hint="default"/>
-          <w:lang w:val="ru-RU"/>
-        </w:rPr>
-        <w:t xml:space="preserve">Необходимо запустить все датчики на роботе </w:t>
-      </w:r>
-      <w:r>
-        <w:rPr>
-          <w:rFonts w:hint="default"/>
-          <w:lang w:val="en-US"/>
-        </w:rPr>
-        <w:t xml:space="preserve">jetbot_mirea. </w:t>
-      </w:r>
-      <w:r>
-        <w:rPr>
-          <w:rFonts w:hint="default"/>
-          <w:lang w:val="ru-RU"/>
-        </w:rPr>
-        <w:t>Как это сделать написано в «Быстрых методичках» в файле «2_Как_запустить_датчики_на_роботе_jetbot_mirea.</w:t>
-      </w:r>
-      <w:r>
-        <w:rPr>
-          <w:rFonts w:hint="default"/>
-          <w:lang w:val="en-US"/>
-        </w:rPr>
-        <w:t>pdf</w:t>
-      </w:r>
-      <w:r>
-        <w:rPr>
-          <w:rFonts w:hint="default"/>
-          <w:lang w:val="ru-RU"/>
-        </w:rPr>
-        <w:t>». Датчики заупускаются этой командой:</w:t>
-      </w:r>
-    </w:p>
-    <w:p>
-      <w:pPr>
-        <w:pStyle w:val="20"/>
-        <w:bidi w:val="0"/>
-        <w:rPr>
-          <w:rFonts w:hint="default"/>
-          <w:sz w:val="20"/>
-          <w:szCs w:val="16"/>
-          <w:lang w:val="en-US"/>
-        </w:rPr>
-      </w:pPr>
-      <w:r>
-        <w:rPr>
-          <w:rFonts w:hint="default"/>
-          <w:sz w:val="20"/>
-          <w:szCs w:val="16"/>
-          <w:vertAlign w:val="baseline"/>
-          <w:lang w:val="en-US"/>
-        </w:rPr>
-        <w:t>ros2 launch completed_scripts_jetbot jetbot_sensors_and_motors.launch.py</w:t>
-      </w:r>
-    </w:p>
-    <w:p>
-      <w:pPr>
-        <w:pStyle w:val="3"/>
-        <w:bidi w:val="0"/>
-        <w:rPr>
-          <w:rFonts w:hint="default"/>
-          <w:lang w:val="ru-RU"/>
-        </w:rPr>
-      </w:pPr>
-      <w:r>
-        <w:rPr>
-          <w:rFonts w:hint="default"/>
-          <w:lang w:val="ru-RU"/>
-        </w:rPr>
-        <w:t>На комтьютере-хосте</w:t>
-      </w:r>
-    </w:p>
-    <w:p>
-      <w:pPr>
-        <w:rPr>
-          <w:rFonts w:hint="default"/>
-          <w:lang w:val="ru-RU"/>
-        </w:rPr>
-      </w:pPr>
-      <w:r>
-        <w:rPr>
-          <w:rFonts w:hint="default"/>
-          <w:lang w:val="ru-RU"/>
-        </w:rPr>
-        <w:t>Компьютером-хостом может быть как Ваш компьютер, как и лабораторный ПК. На хосте вам необходимо:</w:t>
+        <w:bidi w:val="0"/>
+        <w:ind w:left="420" w:leftChars="0" w:hanging="420" w:firstLineChars="0"/>
+        <w:rPr>
+          <w:rFonts w:hint="default"/>
+          <w:lang w:val="ru-RU"/>
+        </w:rPr>
+      </w:pPr>
+      <w:r>
+        <w:rPr>
+          <w:rFonts w:hint="default"/>
+          <w:lang w:val="ru-RU"/>
+        </w:rPr>
+        <w:t>Робот собран, включён, выполнена загрузка ОС.</w:t>
+      </w:r>
+    </w:p>
+    <w:p>
+      <w:pPr>
+        <w:numPr>
+          <w:ilvl w:val="0"/>
+          <w:numId w:val="1"/>
+        </w:numPr>
+        <w:bidi w:val="0"/>
+        <w:ind w:left="420" w:leftChars="0" w:hanging="420" w:firstLineChars="0"/>
+        <w:rPr>
+          <w:rFonts w:hint="default"/>
+          <w:lang w:val="ru-RU"/>
+        </w:rPr>
+      </w:pPr>
+      <w:r>
+        <w:rPr>
+          <w:rFonts w:hint="default"/>
+          <w:lang w:val="ru-RU"/>
+        </w:rPr>
+        <w:t>Выполнены подготовительные шаги:</w:t>
       </w:r>
     </w:p>
     <w:p>
@@ -203,76 +194,31 @@
           <w:ilvl w:val="0"/>
           <w:numId w:val="2"/>
         </w:numPr>
-        <w:ind w:left="-9" w:leftChars="0" w:firstLine="9" w:firstLineChars="0"/>
-        <w:rPr>
-          <w:rFonts w:hint="default"/>
-          <w:lang w:val="ru-RU"/>
-        </w:rPr>
-      </w:pPr>
-      <w:r>
-        <w:rPr>
-          <w:rFonts w:hint="default"/>
-          <w:lang w:val="ru-RU"/>
-        </w:rPr>
-        <w:t>З</w:t>
-      </w:r>
-      <w:bookmarkStart w:id="1" w:name="_GoBack"/>
-      <w:bookmarkEnd w:id="1"/>
-      <w:r>
-        <w:rPr>
-          <w:rFonts w:hint="default"/>
-          <w:lang w:val="ru-RU"/>
-        </w:rPr>
-        <w:t xml:space="preserve">апустить публикацию описания робота с </w:t>
-      </w:r>
-      <w:r>
-        <w:rPr>
-          <w:rFonts w:hint="default"/>
-          <w:lang w:val="en-US"/>
-        </w:rPr>
-        <w:t>Rviz (</w:t>
-      </w:r>
-      <w:r>
-        <w:rPr>
-          <w:rFonts w:hint="default"/>
-          <w:lang w:val="ru-RU"/>
-        </w:rPr>
-        <w:t xml:space="preserve">визуализатор). Для  </w:t>
-      </w:r>
-      <w:r>
-        <w:rPr>
-          <w:rFonts w:hint="default"/>
-          <w:lang w:val="ru-RU"/>
-        </w:rPr>
-        <w:tab/>
-      </w:r>
-      <w:r>
-        <w:rPr>
-          <w:rFonts w:hint="default"/>
-          <w:lang w:val="ru-RU"/>
-        </w:rPr>
-        <w:t>этого откроем новый терминал и выполним команду:</w:t>
-      </w:r>
-    </w:p>
-    <w:p>
-      <w:pPr>
-        <w:pStyle w:val="20"/>
-        <w:bidi w:val="0"/>
-        <w:rPr>
-          <w:rFonts w:hint="default"/>
-          <w:sz w:val="20"/>
-          <w:szCs w:val="16"/>
-          <w:lang w:val="ru-RU"/>
-        </w:rPr>
-      </w:pPr>
-      <w:r>
-        <w:rPr>
-          <w:rFonts w:hint="default"/>
-          <w:sz w:val="20"/>
-          <w:szCs w:val="16"/>
-          <w:lang w:val="ru-RU"/>
-        </w:rPr>
-        <w:t xml:space="preserve">ros2 launch completed_scripts_jetbot rviz_and_robot_description.launch.py </w:t>
+        <w:tabs>
+          <w:tab w:val="clear" w:pos="420"/>
+        </w:tabs>
+        <w:bidi w:val="0"/>
+        <w:ind w:left="840" w:leftChars="0" w:hanging="420" w:firstLineChars="0"/>
+        <w:rPr>
+          <w:rFonts w:hint="default"/>
+          <w:lang w:val="ru-RU"/>
+        </w:rPr>
+      </w:pPr>
+      <w:r>
+        <w:rPr>
+          <w:rFonts w:hint="default"/>
+          <w:b/>
+          <w:bCs/>
+          <w:lang w:val="ru-RU"/>
+        </w:rPr>
+        <w:t xml:space="preserve">[A0] </w:t>
+      </w:r>
+      <w:r>
+        <w:rPr>
+          <w:rFonts w:hint="default"/>
+          <w:lang w:val="ru-RU"/>
+        </w:rPr>
+        <w:t>Подключение к Jetson Nano</w:t>
       </w:r>
     </w:p>
     <w:p>
@@ -281,44 +227,31 @@
           <w:ilvl w:val="0"/>
           <w:numId w:val="2"/>
         </w:numPr>
-        <w:ind w:left="-9" w:leftChars="0" w:firstLine="9" w:firstLineChars="0"/>
-        <w:rPr>
-          <w:rFonts w:hint="default"/>
-          <w:lang w:val="ru-RU"/>
-        </w:rPr>
-      </w:pPr>
-      <w:commentRangeStart w:id="0"/>
-      <w:r>
-        <w:rPr>
-          <w:rFonts w:hint="default"/>
-          <w:lang w:val="ru-RU"/>
-        </w:rPr>
-        <w:t>Запустить стек картографирования из slam-toolbox с необходимым конфигурационным файлом. Для этого откроем новый терминал и выполним команду:</w:t>
-      </w:r>
-      <w:commentRangeEnd w:id="0"/>
-      <w:r>
-        <w:commentReference w:id="0"/>
-      </w:r>
-    </w:p>
-    <w:p>
-      <w:pPr>
-        <w:pStyle w:val="20"/>
-        <w:bidi w:val="0"/>
-        <w:rPr>
-          <w:rFonts w:hint="default"/>
-          <w:sz w:val="20"/>
-          <w:szCs w:val="16"/>
-          <w:lang w:val="ru-RU"/>
-        </w:rPr>
-      </w:pPr>
-      <w:r>
-        <w:rPr>
-          <w:rFonts w:hint="default"/>
-          <w:sz w:val="20"/>
-          <w:szCs w:val="16"/>
-          <w:lang w:val="ru-RU"/>
-        </w:rPr>
-        <w:t>ros2 launch completed_scripts_jetbot mapping.launch.py config_choice:='1'</w:t>
+        <w:tabs>
+          <w:tab w:val="clear" w:pos="420"/>
+        </w:tabs>
+        <w:bidi w:val="0"/>
+        <w:ind w:left="840" w:leftChars="0" w:hanging="420" w:firstLineChars="0"/>
+        <w:rPr>
+          <w:rFonts w:hint="default"/>
+          <w:lang w:val="ru-RU"/>
+        </w:rPr>
+      </w:pPr>
+      <w:r>
+        <w:rPr>
+          <w:rFonts w:hint="default"/>
+          <w:b/>
+          <w:bCs/>
+          <w:lang w:val="ru-RU"/>
+        </w:rPr>
+        <w:t>[A1]</w:t>
+      </w:r>
+      <w:r>
+        <w:rPr>
+          <w:rFonts w:hint="default"/>
+          <w:lang w:val="ru-RU"/>
+        </w:rPr>
+        <w:t xml:space="preserve"> Развёртывание репозитория с ПО</w:t>
       </w:r>
     </w:p>
     <w:p>
@@ -327,35 +260,31 @@
           <w:ilvl w:val="0"/>
           <w:numId w:val="2"/>
         </w:numPr>
-        <w:ind w:left="-9" w:leftChars="0" w:firstLine="9" w:firstLineChars="0"/>
-        <w:rPr>
-          <w:rFonts w:hint="default"/>
-          <w:lang w:val="ru-RU"/>
-        </w:rPr>
-      </w:pPr>
-      <w:r>
-        <w:rPr>
-          <w:rFonts w:hint="default"/>
-          <w:lang w:val="ru-RU"/>
-        </w:rPr>
-        <w:t>Запустим ноду телеуправления. Для этого откроем новый терминал и выполним команду:</w:t>
-      </w:r>
-    </w:p>
-    <w:p>
-      <w:pPr>
-        <w:pStyle w:val="20"/>
-        <w:bidi w:val="0"/>
-        <w:rPr>
-          <w:rFonts w:hint="default"/>
-          <w:lang w:val="ru-RU"/>
-        </w:rPr>
-      </w:pPr>
-      <w:r>
-        <w:rPr>
-          <w:rFonts w:hint="default"/>
-          <w:lang w:val="ru-RU"/>
-        </w:rPr>
-        <w:t>ros2 run teleop_twist_keyboard teleop_twist_keyboard</w:t>
+        <w:tabs>
+          <w:tab w:val="clear" w:pos="420"/>
+        </w:tabs>
+        <w:bidi w:val="0"/>
+        <w:ind w:left="840" w:leftChars="0" w:hanging="420" w:firstLineChars="0"/>
+        <w:rPr>
+          <w:rFonts w:hint="default"/>
+          <w:lang w:val="ru-RU"/>
+        </w:rPr>
+      </w:pPr>
+      <w:r>
+        <w:rPr>
+          <w:rFonts w:hint="default"/>
+          <w:b/>
+          <w:bCs/>
+          <w:lang w:val="ru-RU"/>
+        </w:rPr>
+        <w:t>[A2.1]</w:t>
+      </w:r>
+      <w:r>
+        <w:rPr>
+          <w:rFonts w:hint="default"/>
+          <w:lang w:val="ru-RU"/>
+        </w:rPr>
+        <w:t xml:space="preserve"> Загрузка прошивки на ESP32</w:t>
       </w:r>
     </w:p>
     <w:p>
@@ -364,45 +293,31 @@
           <w:ilvl w:val="0"/>
           <w:numId w:val="2"/>
         </w:numPr>
-        <w:bidi w:val="0"/>
-        <w:ind w:left="-9" w:leftChars="0" w:firstLine="9" w:firstLineChars="0"/>
-        <w:rPr>
-          <w:rFonts w:hint="default"/>
-          <w:lang w:val="ru-RU"/>
-        </w:rPr>
-      </w:pPr>
-      <w:commentRangeStart w:id="1"/>
-      <w:r>
-        <w:rPr>
-          <w:rFonts w:hint="default"/>
-          <w:lang w:val="ru-RU"/>
-        </w:rPr>
-        <w:t xml:space="preserve">Добавим карту в отображаемые объекты в </w:t>
-      </w:r>
-      <w:r>
-        <w:rPr>
-          <w:rFonts w:hint="default"/>
-          <w:lang w:val="en-US"/>
-        </w:rPr>
-        <w:t>Rviz</w:t>
-      </w:r>
-      <w:r>
-        <w:rPr>
-          <w:rFonts w:hint="default"/>
-          <w:lang w:val="ru-RU"/>
-        </w:rPr>
-        <w:t xml:space="preserve">. </w:t>
-      </w:r>
-      <w:commentRangeEnd w:id="1"/>
-      <w:r>
-        <w:commentReference w:id="1"/>
-      </w:r>
-      <w:r>
-        <w:rPr>
-          <w:rFonts w:hint="default"/>
-          <w:lang w:val="ru-RU"/>
-        </w:rPr>
-        <w:t>Покатаемся по полигону и дождёмся пока вся карта не станет раскрашена в белый и чёрный цвет (без серых пятен).</w:t>
+        <w:tabs>
+          <w:tab w:val="clear" w:pos="420"/>
+        </w:tabs>
+        <w:bidi w:val="0"/>
+        <w:ind w:left="840" w:leftChars="0" w:hanging="420" w:firstLineChars="0"/>
+        <w:rPr>
+          <w:rFonts w:hint="default"/>
+          <w:lang w:val="ru-RU"/>
+        </w:rPr>
+      </w:pPr>
+      <w:r>
+        <w:rPr>
+          <w:rFonts w:hint="default"/>
+          <w:b/>
+          <w:bCs/>
+          <w:lang w:val="ru-RU"/>
+        </w:rPr>
+        <w:t>[A2.2]</w:t>
+      </w:r>
+      <w:r>
+        <w:rPr>
+          <w:rFonts w:hint="default"/>
+          <w:lang w:val="ru-RU"/>
+        </w:rPr>
+        <w:t xml:space="preserve"> Создание симлинка для ESP32</w:t>
       </w:r>
     </w:p>
     <w:p>
@@ -411,73 +326,329 @@
           <w:ilvl w:val="0"/>
           <w:numId w:val="2"/>
         </w:numPr>
-        <w:bidi w:val="0"/>
-        <w:ind w:left="-9" w:leftChars="0" w:firstLine="9" w:firstLineChars="0"/>
-        <w:rPr>
-          <w:rFonts w:hint="default"/>
-          <w:lang w:val="ru-RU"/>
-        </w:rPr>
-      </w:pPr>
-      <w:r>
-        <w:rPr>
-          <w:rFonts w:hint="default"/>
-          <w:lang w:val="ru-RU"/>
-        </w:rPr>
-        <w:t>Если Вы считаете, что карта готова - выполняем команду сохранения карты по некоторому пути. Для этого откроем новый терминал и выполним команду (команда пишется в одной строке, она просто большая):</w:t>
-      </w:r>
-    </w:p>
-    <w:p>
-      <w:pPr>
-        <w:pStyle w:val="20"/>
-        <w:bidi w:val="0"/>
-        <w:rPr>
-          <w:rFonts w:hint="default"/>
-          <w:lang w:val="ru-RU"/>
-        </w:rPr>
-      </w:pPr>
-      <w:r>
-        <w:rPr>
-          <w:rFonts w:hint="default"/>
-          <w:lang w:val="ru-RU"/>
-        </w:rPr>
-        <w:t xml:space="preserve">ros2 run nav2_map_server map_saver_cli -f </w:t>
-      </w:r>
-      <w:r>
-        <w:rPr>
-          <w:rFonts w:hint="default"/>
-          <w:lang w:val="en-US"/>
-        </w:rPr>
-        <w:t>&lt;</w:t>
-      </w:r>
-      <w:r>
-        <w:rPr>
-          <w:rFonts w:hint="default"/>
-          <w:lang w:val="ru-RU"/>
-        </w:rPr>
-        <w:t>абсолютный путь к рабочей области</w:t>
-      </w:r>
-      <w:r>
-        <w:rPr>
-          <w:rFonts w:hint="default"/>
-          <w:lang w:val="en-US"/>
-        </w:rPr>
-        <w:t>&gt;</w:t>
-      </w:r>
-      <w:r>
-        <w:rPr>
-          <w:rFonts w:hint="default"/>
-          <w:lang w:val="ru-RU"/>
-        </w:rPr>
-        <w:t>/src/completed_scripts_jetbot/maps/map</w:t>
+        <w:tabs>
+          <w:tab w:val="clear" w:pos="420"/>
+        </w:tabs>
+        <w:bidi w:val="0"/>
+        <w:ind w:left="840" w:leftChars="0" w:hanging="420" w:firstLineChars="0"/>
+        <w:rPr>
+          <w:rFonts w:hint="default"/>
+          <w:lang w:val="ru-RU"/>
+        </w:rPr>
+      </w:pPr>
+      <w:r>
+        <w:rPr>
+          <w:rFonts w:hint="default"/>
+          <w:b/>
+          <w:bCs/>
+          <w:lang w:val="ru-RU"/>
+        </w:rPr>
+        <w:t xml:space="preserve">[A3] </w:t>
+      </w:r>
+      <w:r>
+        <w:rPr>
+          <w:rFonts w:hint="default"/>
+          <w:lang w:val="ru-RU"/>
+        </w:rPr>
+        <w:t>Настройка лидара</w:t>
       </w:r>
     </w:p>
     <w:p>
       <w:pPr>
         <w:numPr>
           <w:ilvl w:val="0"/>
-          <w:numId w:val="2"/>
+          <w:numId w:val="1"/>
         </w:numPr>
         <w:bidi w:val="0"/>
+        <w:ind w:left="420" w:leftChars="0" w:hanging="420" w:firstLineChars="0"/>
+        <w:rPr>
+          <w:rFonts w:hint="default"/>
+          <w:lang w:val="ru-RU"/>
+        </w:rPr>
+      </w:pPr>
+      <w:r>
+        <w:rPr>
+          <w:rFonts w:hint="default"/>
+          <w:lang w:val="ru-RU"/>
+        </w:rPr>
+        <w:t>Выполнен шаг [R1] – запущены драйверы сенсоров и моторов.</w:t>
+      </w:r>
+    </w:p>
+    <w:p>
+      <w:pPr>
+        <w:numPr>
+          <w:numId w:val="0"/>
+        </w:numPr>
+        <w:bidi w:val="0"/>
+        <w:ind w:leftChars="0"/>
+        <w:rPr>
+          <w:rFonts w:hint="default"/>
+          <w:lang w:val="ru-RU"/>
+        </w:rPr>
+      </w:pPr>
+    </w:p>
+    <w:p>
+      <w:pPr>
+        <w:numPr>
+          <w:numId w:val="0"/>
+        </w:numPr>
+        <w:bidi w:val="0"/>
+        <w:ind w:leftChars="0"/>
+        <w:rPr>
+          <w:rFonts w:hint="default"/>
+          <w:b/>
+          <w:bCs/>
+          <w:lang w:val="ru-RU"/>
+        </w:rPr>
+      </w:pPr>
+      <w:r>
+        <w:rPr>
+          <w:rFonts w:hint="default"/>
+          <w:b/>
+          <w:bCs/>
+          <w:lang w:val="ru-RU"/>
+        </w:rPr>
+        <w:t>На стороне компьютера-хоста:</w:t>
+      </w:r>
+    </w:p>
+    <w:p>
+      <w:pPr>
+        <w:numPr>
+          <w:ilvl w:val="0"/>
+          <w:numId w:val="3"/>
+        </w:numPr>
+        <w:bidi w:val="0"/>
+        <w:ind w:left="420" w:leftChars="0" w:hanging="420" w:firstLineChars="0"/>
+        <w:rPr>
+          <w:rFonts w:hint="default"/>
+          <w:lang w:val="ru-RU"/>
+        </w:rPr>
+      </w:pPr>
+      <w:r>
+        <w:rPr>
+          <w:rFonts w:hint="default"/>
+          <w:lang w:val="ru-RU"/>
+        </w:rPr>
+        <w:t>Компьютер (ваш ПК или лабораторный) находится в одной сети с роботом.</w:t>
+      </w:r>
+    </w:p>
+    <w:p>
+      <w:pPr>
+        <w:numPr>
+          <w:ilvl w:val="0"/>
+          <w:numId w:val="3"/>
+        </w:numPr>
+        <w:bidi w:val="0"/>
+        <w:ind w:left="420" w:leftChars="0" w:hanging="420" w:firstLineChars="0"/>
+        <w:rPr>
+          <w:rFonts w:hint="default"/>
+          <w:lang w:val="ru-RU"/>
+        </w:rPr>
+      </w:pPr>
+      <w:r>
+        <w:rPr>
+          <w:rFonts w:hint="default"/>
+          <w:lang w:val="ru-RU"/>
+        </w:rPr>
+        <w:t xml:space="preserve">На хосте также развёрнуто рабочее пространство (шаг </w:t>
+      </w:r>
+      <w:r>
+        <w:rPr>
+          <w:rFonts w:hint="default"/>
+          <w:b/>
+          <w:bCs/>
+          <w:lang w:val="ru-RU"/>
+        </w:rPr>
+        <w:t>[A1]</w:t>
+      </w:r>
+      <w:r>
+        <w:rPr>
+          <w:rFonts w:hint="default"/>
+          <w:lang w:val="ru-RU"/>
+        </w:rPr>
+        <w:t>).</w:t>
+      </w:r>
+    </w:p>
+    <w:p>
+      <w:pPr>
+        <w:pStyle w:val="2"/>
+        <w:bidi w:val="0"/>
+        <w:rPr>
+          <w:rFonts w:hint="default"/>
+          <w:lang w:val="ru-RU"/>
+        </w:rPr>
+      </w:pPr>
+      <w:r>
+        <w:rPr>
+          <w:rFonts w:hint="default"/>
+          <w:lang w:val="ru-RU"/>
+        </w:rPr>
+        <w:t>Пошаговая инструкция</w:t>
+      </w:r>
+    </w:p>
+    <w:p>
+      <w:pPr>
+        <w:pStyle w:val="3"/>
+        <w:bidi w:val="0"/>
+        <w:rPr>
+          <w:rFonts w:hint="default"/>
+          <w:lang w:val="ru-RU"/>
+        </w:rPr>
+      </w:pPr>
+      <w:r>
+        <w:rPr>
+          <w:rFonts w:hint="default"/>
+          <w:lang w:val="ru-RU"/>
+        </w:rPr>
+        <w:t>Часть 1. Запуск датчиков на роботе</w:t>
+      </w:r>
+    </w:p>
+    <w:p>
+      <w:pPr>
+        <w:numPr>
+          <w:ilvl w:val="0"/>
+          <w:numId w:val="4"/>
+        </w:numPr>
+        <w:ind w:left="0" w:leftChars="0" w:firstLine="0" w:firstLineChars="0"/>
+        <w:jc w:val="both"/>
+        <w:rPr>
+          <w:rFonts w:hint="default"/>
+          <w:lang w:val="ru-RU"/>
+        </w:rPr>
+      </w:pPr>
+      <w:r>
+        <w:rPr>
+          <w:rFonts w:hint="default"/>
+          <w:lang w:val="ru-RU"/>
+        </w:rPr>
+        <w:t>Подключитесь к роботу по SSH (шаг [A0]).</w:t>
+      </w:r>
+    </w:p>
+    <w:p>
+      <w:pPr>
+        <w:numPr>
+          <w:ilvl w:val="0"/>
+          <w:numId w:val="4"/>
+        </w:numPr>
+        <w:ind w:left="0" w:leftChars="0" w:firstLine="0" w:firstLineChars="0"/>
+        <w:jc w:val="both"/>
+        <w:rPr>
+          <w:rFonts w:hint="default"/>
+          <w:lang w:val="ru-RU"/>
+        </w:rPr>
+      </w:pPr>
+      <w:r>
+        <w:rPr>
+          <w:rFonts w:hint="default"/>
+          <w:lang w:val="ru-RU"/>
+        </w:rPr>
+        <w:t xml:space="preserve">Убедитесь, что драйверы сенсоров и моторов уже запущены (см. шаг </w:t>
+      </w:r>
+      <w:r>
+        <w:rPr>
+          <w:rFonts w:hint="default"/>
+          <w:b/>
+          <w:bCs/>
+          <w:lang w:val="ru-RU"/>
+        </w:rPr>
+        <w:t>[R1]</w:t>
+      </w:r>
+      <w:r>
+        <w:rPr>
+          <w:rFonts w:hint="default"/>
+          <w:lang w:val="ru-RU"/>
+        </w:rPr>
+        <w:t>). Если нет – выполните:</w:t>
+      </w:r>
+    </w:p>
+    <w:p>
+      <w:pPr>
+        <w:numPr>
+          <w:numId w:val="0"/>
+        </w:numPr>
+        <w:ind w:leftChars="0"/>
+        <w:jc w:val="both"/>
+        <w:rPr>
+          <w:rFonts w:hint="default"/>
+          <w:lang w:val="ru-RU"/>
+        </w:rPr>
+      </w:pPr>
+    </w:p>
+    <w:p>
+      <w:pPr>
+        <w:pStyle w:val="20"/>
+        <w:bidi w:val="0"/>
+        <w:rPr>
+          <w:rFonts w:hint="default"/>
+          <w:lang w:val="ru-RU"/>
+        </w:rPr>
+      </w:pPr>
+      <w:r>
+        <w:rPr>
+          <w:rFonts w:hint="default"/>
+          <w:lang w:val="ru-RU"/>
+        </w:rPr>
+        <w:t>ros2 launch completed_scripts_jetbot jetbot_sensors_and_motors.launch.py</w:t>
+      </w:r>
+    </w:p>
+    <w:p>
+      <w:pPr>
+        <w:numPr>
+          <w:numId w:val="0"/>
+        </w:numPr>
+        <w:ind w:leftChars="0" w:firstLine="720" w:firstLineChars="0"/>
+        <w:jc w:val="both"/>
+        <w:rPr>
+          <w:rFonts w:hint="default"/>
+          <w:lang w:val="en-US"/>
+        </w:rPr>
+      </w:pPr>
+      <w:r>
+        <w:rPr>
+          <w:rFonts w:hint="default"/>
+          <w:lang w:val="ru-RU"/>
+        </w:rPr>
+        <w:t>Оставьте этот терминал открытым – драйверы должны работать всё время картографирования.</w:t>
+      </w:r>
+    </w:p>
+    <w:p>
+      <w:pPr>
+        <w:pStyle w:val="3"/>
+        <w:bidi w:val="0"/>
+        <w:rPr>
+          <w:rFonts w:hint="default"/>
+          <w:lang w:val="ru-RU"/>
+        </w:rPr>
+      </w:pPr>
+      <w:r>
+        <w:rPr>
+          <w:rFonts w:hint="default"/>
+          <w:lang w:val="ru-RU"/>
+        </w:rPr>
+        <w:t>Часть 2. Действия на компьютере-хосте</w:t>
+      </w:r>
+    </w:p>
+    <w:p>
+      <w:pPr>
+        <w:rPr>
+          <w:rFonts w:hint="default"/>
+          <w:lang w:val="ru-RU"/>
+        </w:rPr>
+      </w:pPr>
+      <w:r>
+        <w:rPr>
+          <w:rFonts w:hint="default"/>
+          <w:lang w:val="ru-RU"/>
+        </w:rPr>
+        <w:t>Компьютером-хостом может быть как Ваш компьютер, как и лабораторный ПК. На хосте вам необходимо:</w:t>
+      </w:r>
+    </w:p>
+    <w:p>
+      <w:pPr>
+        <w:numPr>
+          <w:ilvl w:val="0"/>
+          <w:numId w:val="5"/>
+        </w:numPr>
         <w:ind w:left="-9" w:leftChars="0" w:firstLine="9" w:firstLineChars="0"/>
         <w:rPr>
           <w:rFonts w:hint="default"/>
@@ -489,6 +660,272 @@
           <w:rFonts w:hint="default"/>
           <w:lang w:val="ru-RU"/>
         </w:rPr>
+        <w:t xml:space="preserve">Запустить публикацию описания робота с </w:t>
+      </w:r>
+      <w:r>
+        <w:rPr>
+          <w:rFonts w:hint="default"/>
+          <w:lang w:val="en-US"/>
+        </w:rPr>
+        <w:t>Rviz (</w:t>
+      </w:r>
+      <w:r>
+        <w:rPr>
+          <w:rFonts w:hint="default"/>
+          <w:lang w:val="ru-RU"/>
+        </w:rPr>
+        <w:t xml:space="preserve">визуализатор). Для  </w:t>
+      </w:r>
+      <w:r>
+        <w:rPr>
+          <w:rFonts w:hint="default"/>
+          <w:lang w:val="ru-RU"/>
+        </w:rPr>
+        <w:tab/>
+      </w:r>
+      <w:r>
+        <w:rPr>
+          <w:rFonts w:hint="default"/>
+          <w:lang w:val="ru-RU"/>
+        </w:rPr>
+        <w:t>этого откроем новый терминал и выполним команду:</w:t>
+      </w:r>
+    </w:p>
+    <w:p>
+      <w:pPr>
+        <w:pStyle w:val="20"/>
+        <w:bidi w:val="0"/>
+        <w:rPr>
+          <w:rFonts w:hint="default"/>
+          <w:sz w:val="20"/>
+          <w:szCs w:val="16"/>
+          <w:lang w:val="ru-RU"/>
+        </w:rPr>
+      </w:pPr>
+      <w:r>
+        <w:rPr>
+          <w:rFonts w:hint="default"/>
+          <w:sz w:val="20"/>
+          <w:szCs w:val="16"/>
+          <w:lang w:val="ru-RU"/>
+        </w:rPr>
+        <w:t xml:space="preserve">ros2 launch completed_scripts_jetbot rviz_and_robot_description.launch.py </w:t>
+      </w:r>
+    </w:p>
+    <w:p>
+      <w:pPr>
+        <w:numPr>
+          <w:ilvl w:val="0"/>
+          <w:numId w:val="5"/>
+        </w:numPr>
+        <w:ind w:left="-9" w:leftChars="0" w:firstLine="9" w:firstLineChars="0"/>
+        <w:rPr>
+          <w:rFonts w:hint="default"/>
+          <w:lang w:val="ru-RU"/>
+        </w:rPr>
+      </w:pPr>
+      <w:commentRangeStart w:id="0"/>
+      <w:r>
+        <w:rPr>
+          <w:rFonts w:hint="default"/>
+          <w:lang w:val="ru-RU"/>
+        </w:rPr>
+        <w:t>Запустить стек картографирования из slam-toolbox с необходимым конфигурационным файлом. Для этого откроем новый терминал и выполним команду:</w:t>
+      </w:r>
+      <w:commentRangeEnd w:id="0"/>
+      <w:r>
+        <w:commentReference w:id="0"/>
+      </w:r>
+    </w:p>
+    <w:p>
+      <w:pPr>
+        <w:pStyle w:val="20"/>
+        <w:bidi w:val="0"/>
+        <w:rPr>
+          <w:rFonts w:hint="default"/>
+          <w:sz w:val="20"/>
+          <w:szCs w:val="16"/>
+          <w:lang w:val="ru-RU"/>
+        </w:rPr>
+      </w:pPr>
+      <w:r>
+        <w:rPr>
+          <w:rFonts w:hint="default"/>
+          <w:sz w:val="20"/>
+          <w:szCs w:val="16"/>
+          <w:lang w:val="ru-RU"/>
+        </w:rPr>
+        <w:t>ros2 launch completed_scripts_jetbot mapping.launch.py config_choice:='1'</w:t>
+      </w:r>
+    </w:p>
+    <w:p>
+      <w:pPr>
+        <w:numPr>
+          <w:ilvl w:val="0"/>
+          <w:numId w:val="5"/>
+        </w:numPr>
+        <w:ind w:left="-9" w:leftChars="0" w:firstLine="9" w:firstLineChars="0"/>
+        <w:rPr>
+          <w:rFonts w:hint="default"/>
+          <w:lang w:val="ru-RU"/>
+        </w:rPr>
+      </w:pPr>
+      <w:r>
+        <w:rPr>
+          <w:rFonts w:hint="default"/>
+          <w:lang w:val="ru-RU"/>
+        </w:rPr>
+        <w:t>Запустим ноду телеуправления. Для этого откроем новый терминал и выполним команду:</w:t>
+      </w:r>
+    </w:p>
+    <w:p>
+      <w:pPr>
+        <w:pStyle w:val="20"/>
+        <w:bidi w:val="0"/>
+        <w:rPr>
+          <w:rFonts w:hint="default"/>
+          <w:lang w:val="ru-RU"/>
+        </w:rPr>
+      </w:pPr>
+      <w:r>
+        <w:rPr>
+          <w:rFonts w:hint="default"/>
+          <w:lang w:val="ru-RU"/>
+        </w:rPr>
+        <w:t>ros2 run teleop_twist_keyboard teleop_twist_keyboard</w:t>
+      </w:r>
+    </w:p>
+    <w:p>
+      <w:pPr>
+        <w:numPr>
+          <w:ilvl w:val="0"/>
+          <w:numId w:val="5"/>
+        </w:numPr>
+        <w:bidi w:val="0"/>
+        <w:ind w:left="-9" w:leftChars="0" w:firstLine="9" w:firstLineChars="0"/>
+        <w:rPr>
+          <w:rFonts w:hint="default"/>
+          <w:lang w:val="ru-RU"/>
+        </w:rPr>
+      </w:pPr>
+      <w:commentRangeStart w:id="1"/>
+      <w:r>
+        <w:rPr>
+          <w:rFonts w:hint="default"/>
+          <w:lang w:val="ru-RU"/>
+        </w:rPr>
+        <w:t xml:space="preserve">Добавим карту в отображаемые объекты в </w:t>
+      </w:r>
+      <w:r>
+        <w:rPr>
+          <w:rFonts w:hint="default"/>
+          <w:lang w:val="en-US"/>
+        </w:rPr>
+        <w:t>Rviz</w:t>
+      </w:r>
+      <w:r>
+        <w:rPr>
+          <w:rFonts w:hint="default"/>
+          <w:lang w:val="ru-RU"/>
+        </w:rPr>
+        <w:t xml:space="preserve">. </w:t>
+      </w:r>
+      <w:commentRangeEnd w:id="1"/>
+      <w:r>
+        <w:commentReference w:id="1"/>
+      </w:r>
+      <w:r>
+        <w:rPr>
+          <w:rFonts w:hint="default"/>
+          <w:lang w:val="ru-RU"/>
+        </w:rPr>
+        <w:t>Покатаемся по полигону и дождёмся пока вся карта не станет раскрашена в белый и чёрный цвет (без серых пятен).</w:t>
+      </w:r>
+    </w:p>
+    <w:p>
+      <w:pPr>
+        <w:numPr>
+          <w:ilvl w:val="0"/>
+          <w:numId w:val="5"/>
+        </w:numPr>
+        <w:bidi w:val="0"/>
+        <w:ind w:left="-9" w:leftChars="0" w:firstLine="9" w:firstLineChars="0"/>
+        <w:rPr>
+          <w:rFonts w:hint="default"/>
+          <w:lang w:val="ru-RU"/>
+        </w:rPr>
+      </w:pPr>
+      <w:r>
+        <w:rPr>
+          <w:rFonts w:hint="default"/>
+          <w:lang w:val="ru-RU"/>
+        </w:rPr>
+        <w:t>Если Вы считаете, что карта готова - выполняем команду сохранения карты по некоторому пути. Для этого откроем новый терминал и выполним команду (команда пишется в одной строке, она просто большая):</w:t>
+      </w:r>
+    </w:p>
+    <w:p>
+      <w:pPr>
+        <w:pStyle w:val="20"/>
+        <w:bidi w:val="0"/>
+        <w:rPr>
+          <w:rFonts w:hint="default"/>
+          <w:lang w:val="ru-RU"/>
+        </w:rPr>
+      </w:pPr>
+      <w:r>
+        <w:rPr>
+          <w:rFonts w:hint="default"/>
+          <w:lang w:val="ru-RU"/>
+        </w:rPr>
+        <w:t xml:space="preserve">ros2 run nav2_map_server map_saver_cli -f </w:t>
+      </w:r>
+      <w:r>
+        <w:rPr>
+          <w:rFonts w:hint="default"/>
+          <w:lang w:val="en-US"/>
+        </w:rPr>
+        <w:t>&lt;</w:t>
+      </w:r>
+      <w:r>
+        <w:rPr>
+          <w:rFonts w:hint="default"/>
+          <w:lang w:val="ru-RU"/>
+        </w:rPr>
+        <w:t>абсолютный путь к рабочей области</w:t>
+      </w:r>
+      <w:r>
+        <w:rPr>
+          <w:rFonts w:hint="default"/>
+          <w:lang w:val="en-US"/>
+        </w:rPr>
+        <w:t>&gt;</w:t>
+      </w:r>
+      <w:r>
+        <w:rPr>
+          <w:rFonts w:hint="default"/>
+          <w:lang w:val="ru-RU"/>
+        </w:rPr>
+        <w:t>/src/completed_scripts_jetbot/maps/map</w:t>
+      </w:r>
+    </w:p>
+    <w:p>
+      <w:pPr>
+        <w:numPr>
+          <w:ilvl w:val="0"/>
+          <w:numId w:val="5"/>
+        </w:numPr>
+        <w:bidi w:val="0"/>
+        <w:ind w:left="-9" w:leftChars="0" w:firstLine="9" w:firstLineChars="0"/>
+        <w:rPr>
+          <w:rFonts w:hint="default"/>
+          <w:lang w:val="ru-RU"/>
+        </w:rPr>
+      </w:pPr>
+      <w:r>
+        <w:rPr>
+          <w:rFonts w:hint="default"/>
+          <w:lang w:val="ru-RU"/>
+        </w:rPr>
         <w:t xml:space="preserve">Для того, чтобы карта была доступна внутри </w:t>
       </w:r>
       <w:r>
@@ -556,6 +993,106 @@
     </w:p>
     <w:p>
       <w:pPr>
+        <w:bidi w:val="0"/>
+        <w:rPr>
+          <w:rFonts w:hint="default"/>
+          <w:lang w:val="ru-RU"/>
+        </w:rPr>
+      </w:pPr>
+      <w:bookmarkStart w:id="0" w:name="_Toc12266"/>
+    </w:p>
+    <w:p>
+      <w:pPr>
+        <w:pStyle w:val="3"/>
+        <w:bidi w:val="0"/>
+        <w:rPr>
+          <w:rFonts w:hint="default"/>
+          <w:lang w:val="ru-RU"/>
+        </w:rPr>
+      </w:pPr>
+      <w:r>
+        <w:rPr>
+          <w:rFonts w:hint="default"/>
+          <w:lang w:val="ru-RU"/>
+        </w:rPr>
+        <w:t>Что дальше?</w:t>
+      </w:r>
+    </w:p>
+    <w:p>
+      <w:pPr>
+        <w:bidi w:val="0"/>
+        <w:rPr>
+          <w:rFonts w:hint="default"/>
+          <w:lang w:val="ru-RU"/>
+        </w:rPr>
+      </w:pPr>
+      <w:r>
+        <w:rPr>
+          <w:rFonts w:hint="default"/>
+          <w:lang w:val="ru-RU"/>
+        </w:rPr>
+        <w:t>Теперь, когда у вас есть готовая карта, можно переходить к автономной навигации:</w:t>
+      </w:r>
+    </w:p>
+    <w:p>
+      <w:pPr>
+        <w:bidi w:val="0"/>
+        <w:rPr>
+          <w:rFonts w:hint="default"/>
+          <w:lang w:val="ru-RU"/>
+        </w:rPr>
+      </w:pPr>
+    </w:p>
+    <w:p>
+      <w:pPr>
+        <w:numPr>
+          <w:ilvl w:val="0"/>
+          <w:numId w:val="6"/>
+        </w:numPr>
+        <w:bidi w:val="0"/>
+        <w:ind w:left="420" w:leftChars="0" w:hanging="420" w:firstLineChars="0"/>
+        <w:rPr>
+          <w:rFonts w:hint="default"/>
+          <w:lang w:val="ru-RU"/>
+        </w:rPr>
+      </w:pPr>
+      <w:bookmarkStart w:id="1" w:name="_GoBack"/>
+      <w:r>
+        <w:rPr>
+          <w:rFonts w:hint="default"/>
+          <w:b/>
+          <w:bCs/>
+          <w:lang w:val="ru-RU"/>
+        </w:rPr>
+        <w:t>[R5]</w:t>
+      </w:r>
+      <w:bookmarkEnd w:id="1"/>
+      <w:r>
+        <w:rPr>
+          <w:rFonts w:hint="default"/>
+          <w:lang w:val="ru-RU"/>
+        </w:rPr>
+        <w:t xml:space="preserve"> Автономная навигация по карте (R5_Навигация_реального_робота.pdf)</w:t>
+      </w:r>
+    </w:p>
+    <w:p>
+      <w:pPr>
+        <w:bidi w:val="0"/>
+        <w:rPr>
+          <w:rFonts w:hint="default"/>
+          <w:lang w:val="ru-RU"/>
+        </w:rPr>
+      </w:pPr>
+      <w:r>
+        <w:rPr>
+          <w:rFonts w:hint="default"/>
+          <w:lang w:val="ru-RU"/>
+        </w:rPr>
+        <w:t>Если качество карты вас не устраивает, повторите процесс картографирования, возможно, с другими настройками скорости или более тщательным объездом.</w:t>
+      </w:r>
+    </w:p>
+    <w:p>
+      <w:pPr>
         <w:pStyle w:val="2"/>
         <w:bidi w:val="0"/>
         <w:rPr>
@@ -563,7 +1100,6 @@
           <w:lang w:val="ru-RU"/>
         </w:rPr>
       </w:pPr>
-      <w:bookmarkStart w:id="0" w:name="_Toc12266"/>
       <w:r>
         <w:rPr>
           <w:rFonts w:hint="default"/>
@@ -1042,8 +1578,8 @@
 
 <file path=word/commentsExtended.xml><?xml version="1.0" encoding="utf-8"?>
 <w15:commentsEx xmlns:wpc="http://schemas.microsoft.com/office/word/2010/wordprocessingCanvas" xmlns:mc="http://schemas.openxmlformats.org/markup-compatibility/2006" xmlns:o="urn:schemas-microsoft-com:office:office" xmlns:r="http://schemas.openxmlformats.org/officeDocument/2006/relationships" xmlns:m="http://schemas.openxmlformats.org/officeDocument/2006/math" xmlns:v="urn:schemas-microsoft-com:vml" xmlns:wp14="http://schemas.microsoft.com/office/word/2010/wordprocessingDrawing" xmlns:wp="http://schemas.openxmlformats.org/drawingml/2006/wordprocessingDrawing" xmlns:w="http://schemas.openxmlformats.org/wordprocessingml/2006/main" xmlns:w14="http://schemas.microsoft.com/office/word/2010/wordml" xmlns:w15="http://schemas.microsoft.com/office/word/2012/wordml" xmlns:w10="urn:schemas-microsoft-com:office:word" xmlns:wpg="http://schemas.microsoft.com/office/word/2010/wordprocessingGroup" xmlns:wpi="http://schemas.microsoft.com/office/word/2010/wordprocessingInk" xmlns:wne="http://schemas.microsoft.com/office/word/2006/wordml" xmlns:wps="http://schemas.microsoft.com/office/word/2010/wordprocessingShape" xmlns:wpsCustomData="http://www.wps.cn/officeDocument/2013/wpsCustomData" mc:Ignorable="w14 w15 wp14">
-  <w15:commentEx w15:paraId="7FB95823" w15:done="0"/>
-  <w15:commentEx w15:paraId="EF3EA771" w15:done="0"/>
+  <w15:commentEx w15:paraId="FDFF45C8" w15:done="0"/>
+  <w15:commentEx w15:paraId="3DDE2508" w15:done="0"/>
 </w15:commentsEx>
 </file>
 
@@ -1254,11 +1790,231 @@
       </w:pPr>
     </w:lvl>
   </w:abstractNum>
+  <w:abstractNum w:abstractNumId="2">
+    <w:nsid w:val="CFFB69B4"/>
+    <w:multiLevelType w:val="singleLevel"/>
+    <w:tmpl w:val="CFFB69B4"/>
+    <w:lvl w:ilvl="0" w:tentative="0">
+      <w:start w:val="1"/>
+      <w:numFmt w:val="bullet"/>
+      <w:lvlText w:val=""/>
+      <w:lvlJc w:val="left"/>
+      <w:pPr>
+        <w:tabs>
+          <w:tab w:val="left" w:pos="420"/>
+        </w:tabs>
+        <w:ind w:left="420" w:leftChars="0" w:hanging="420" w:firstLineChars="0"/>
+      </w:pPr>
+      <w:rPr>
+        <w:rFonts w:hint="default" w:ascii="Wingdings" w:hAnsi="Wingdings"/>
+        <w:sz w:val="18"/>
+        <w:szCs w:val="18"/>
+      </w:rPr>
+    </w:lvl>
+  </w:abstractNum>
+  <w:abstractNum w:abstractNumId="3">
+    <w:nsid w:val="FB7FDC10"/>
+    <w:multiLevelType w:val="multilevel"/>
+    <w:tmpl w:val="FB7FDC10"/>
+    <w:lvl w:ilvl="0" w:tentative="0">
+      <w:start w:val="1"/>
+      <w:numFmt w:val="bullet"/>
+      <w:lvlText w:val=""/>
+      <w:lvlJc w:val="left"/>
+      <w:pPr>
+        <w:tabs>
+          <w:tab w:val="left" w:pos="420"/>
+        </w:tabs>
+        <w:ind w:left="420" w:leftChars="0" w:hanging="420" w:firstLineChars="0"/>
+      </w:pPr>
+      <w:rPr>
+        <w:rFonts w:hint="default" w:ascii="Wingdings" w:hAnsi="Wingdings"/>
+        <w:sz w:val="16"/>
+        <w:szCs w:val="16"/>
+      </w:rPr>
+    </w:lvl>
+    <w:lvl w:ilvl="1" w:tentative="0">
+      <w:start w:val="1"/>
+      <w:numFmt w:val="bullet"/>
+      <w:lvlText w:val=""/>
+      <w:lvlJc w:val="left"/>
+      <w:pPr>
+        <w:tabs>
+          <w:tab w:val="left" w:pos="840"/>
+        </w:tabs>
+        <w:ind w:left="840" w:leftChars="0" w:hanging="420" w:firstLineChars="0"/>
+      </w:pPr>
+      <w:rPr>
+        <w:rFonts w:hint="default" w:ascii="Wingdings" w:hAnsi="Wingdings"/>
+      </w:rPr>
+    </w:lvl>
+    <w:lvl w:ilvl="2" w:tentative="0">
+      <w:start w:val="1"/>
+      <w:numFmt w:val="bullet"/>
+      <w:lvlText w:val=""/>
+      <w:lvlJc w:val="left"/>
+      <w:pPr>
+        <w:tabs>
+          <w:tab w:val="left" w:pos="1260"/>
+        </w:tabs>
+        <w:ind w:left="1260" w:leftChars="0" w:hanging="420" w:firstLineChars="0"/>
+      </w:pPr>
+      <w:rPr>
+        <w:rFonts w:hint="default" w:ascii="Wingdings" w:hAnsi="Wingdings"/>
+      </w:rPr>
+    </w:lvl>
+    <w:lvl w:ilvl="3" w:tentative="0">
+      <w:start w:val="1"/>
+      <w:numFmt w:val="bullet"/>
+      <w:lvlText w:val=""/>
+      <w:lvlJc w:val="left"/>
+      <w:pPr>
+        <w:tabs>
+          <w:tab w:val="left" w:pos="1680"/>
+        </w:tabs>
+        <w:ind w:left="1680" w:leftChars="0" w:hanging="420" w:firstLineChars="0"/>
+      </w:pPr>
+      <w:rPr>
+        <w:rFonts w:hint="default" w:ascii="Wingdings" w:hAnsi="Wingdings"/>
+      </w:rPr>
+    </w:lvl>
+    <w:lvl w:ilvl="4" w:tentative="0">
+      <w:start w:val="1"/>
+      <w:numFmt w:val="bullet"/>
+      <w:lvlText w:val=""/>
+      <w:lvlJc w:val="left"/>
+      <w:pPr>
+        <w:tabs>
+          <w:tab w:val="left" w:pos="2100"/>
+        </w:tabs>
+        <w:ind w:left="2100" w:leftChars="0" w:hanging="420" w:firstLineChars="0"/>
+      </w:pPr>
+      <w:rPr>
+        <w:rFonts w:hint="default" w:ascii="Wingdings" w:hAnsi="Wingdings"/>
+      </w:rPr>
+    </w:lvl>
+    <w:lvl w:ilvl="5" w:tentative="0">
+      <w:start w:val="1"/>
+      <w:numFmt w:val="bullet"/>
+      <w:lvlText w:val=""/>
+      <w:lvlJc w:val="left"/>
+      <w:pPr>
+        <w:tabs>
+          <w:tab w:val="left" w:pos="2520"/>
+        </w:tabs>
+        <w:ind w:left="2520" w:leftChars="0" w:hanging="420" w:firstLineChars="0"/>
+      </w:pPr>
+      <w:rPr>
+        <w:rFonts w:hint="default" w:ascii="Wingdings" w:hAnsi="Wingdings"/>
+      </w:rPr>
+    </w:lvl>
+    <w:lvl w:ilvl="6" w:tentative="0">
+      <w:start w:val="1"/>
+      <w:numFmt w:val="bullet"/>
+      <w:lvlText w:val=""/>
+      <w:lvlJc w:val="left"/>
+      <w:pPr>
+        <w:tabs>
+          <w:tab w:val="left" w:pos="2940"/>
+        </w:tabs>
+        <w:ind w:left="2940" w:leftChars="0" w:hanging="420" w:firstLineChars="0"/>
+      </w:pPr>
+      <w:rPr>
+        <w:rFonts w:hint="default" w:ascii="Wingdings" w:hAnsi="Wingdings"/>
+      </w:rPr>
+    </w:lvl>
+    <w:lvl w:ilvl="7" w:tentative="0">
+      <w:start w:val="1"/>
+      <w:numFmt w:val="bullet"/>
+      <w:lvlText w:val=""/>
+      <w:lvlJc w:val="left"/>
+      <w:pPr>
+        <w:tabs>
+          <w:tab w:val="left" w:pos="3360"/>
+        </w:tabs>
+        <w:ind w:left="3360" w:leftChars="0" w:hanging="420" w:firstLineChars="0"/>
+      </w:pPr>
+      <w:rPr>
+        <w:rFonts w:hint="default" w:ascii="Wingdings" w:hAnsi="Wingdings"/>
+      </w:rPr>
+    </w:lvl>
+    <w:lvl w:ilvl="8" w:tentative="0">
+      <w:start w:val="1"/>
+      <w:numFmt w:val="bullet"/>
+      <w:lvlText w:val=""/>
+      <w:lvlJc w:val="left"/>
+      <w:pPr>
+        <w:tabs>
+          <w:tab w:val="left" w:pos="3780"/>
+        </w:tabs>
+        <w:ind w:left="3780" w:leftChars="0" w:hanging="420" w:firstLineChars="0"/>
+      </w:pPr>
+      <w:rPr>
+        <w:rFonts w:hint="default" w:ascii="Wingdings" w:hAnsi="Wingdings"/>
+      </w:rPr>
+    </w:lvl>
+  </w:abstractNum>
+  <w:abstractNum w:abstractNumId="4">
+    <w:nsid w:val="FEE72EB2"/>
+    <w:multiLevelType w:val="singleLevel"/>
+    <w:tmpl w:val="FEE72EB2"/>
+    <w:lvl w:ilvl="0" w:tentative="0">
+      <w:start w:val="1"/>
+      <w:numFmt w:val="bullet"/>
+      <w:lvlText w:val=""/>
+      <w:lvlJc w:val="left"/>
+      <w:pPr>
+        <w:tabs>
+          <w:tab w:val="left" w:pos="420"/>
+        </w:tabs>
+        <w:ind w:left="420" w:leftChars="0" w:hanging="420" w:firstLineChars="0"/>
+      </w:pPr>
+      <w:rPr>
+        <w:rFonts w:hint="default" w:ascii="Wingdings" w:hAnsi="Wingdings"/>
+        <w:sz w:val="18"/>
+        <w:szCs w:val="18"/>
+      </w:rPr>
+    </w:lvl>
+  </w:abstractNum>
+  <w:abstractNum w:abstractNumId="5">
+    <w:nsid w:val="3DBE8E45"/>
+    <w:multiLevelType w:val="singleLevel"/>
+    <w:tmpl w:val="3DBE8E45"/>
+    <w:lvl w:ilvl="0" w:tentative="0">
+      <w:start w:val="1"/>
+      <w:numFmt w:val="bullet"/>
+      <w:lvlText w:val=""/>
+      <w:lvlJc w:val="left"/>
+      <w:pPr>
+        <w:tabs>
+          <w:tab w:val="left" w:pos="420"/>
+        </w:tabs>
+        <w:ind w:left="420" w:leftChars="0" w:hanging="420" w:firstLineChars="0"/>
+      </w:pPr>
+      <w:rPr>
+        <w:rFonts w:hint="default" w:ascii="Wingdings" w:hAnsi="Wingdings"/>
+        <w:sz w:val="18"/>
+        <w:szCs w:val="18"/>
+      </w:rPr>
+    </w:lvl>
+  </w:abstractNum>
   <w:num w:numId="1">
+    <w:abstractNumId w:val="3"/>
+  </w:num>
+  <w:num w:numId="2">
+    <w:abstractNumId w:val="2"/>
+  </w:num>
+  <w:num w:numId="3">
+    <w:abstractNumId w:val="5"/>
+  </w:num>
+  <w:num w:numId="4">
     <w:abstractNumId w:val="0"/>
   </w:num>
-  <w:num w:numId="2">
+  <w:num w:numId="5">
     <w:abstractNumId w:val="1"/>
+  </w:num>
+  <w:num w:numId="6">
+    <w:abstractNumId w:val="4"/>
   </w:num>
 </w:numbering>
 </file>
